--- a/testakten/erbrecht-patchwork-stiefgrossvater-erbfolge-karlsruhe/17_personenstandsunterlagen_fiona.docx
+++ b/testakten/erbrecht-patchwork-stiefgrossvater-erbfolge-karlsruhe/17_personenstandsunterlagen_fiona.docx
@@ -4,95 +4,260 @@
   <w:body>
     <w:p>
       <w:pPr>
-        <w:spacing w:after="40"/>
+        <w:pStyle w:val="Title"/>
+        <w:keepNext/>
       </w:pPr>
       <w:r>
-        <w:rPr>
-          <w:rFonts w:ascii="Arial" w:hAnsi="Arial"/>
-          <w:b/>
-          <w:color w:val="17365D"/>
-          <w:sz w:val="17"/>
-        </w:rPr>
-        <w:t>PERSONENSTANDSURKUNDE</w:t>
+        <w:t>Beglaubigte Personenstandsübersicht Fiona Radtke-Vogel</w:t>
       </w:r>
     </w:p>
-    <w:p>
-      <w:pPr>
-        <w:spacing w:after="40"/>
-      </w:pPr>
-      <w:r>
-        <w:rPr>
-          <w:rFonts w:ascii="Arial" w:hAnsi="Arial"/>
-          <w:b/>
-          <w:sz w:val="25"/>
-        </w:rPr>
-        <w:t>Stadt Karlsruhe - Standesamt</w:t>
-      </w:r>
-    </w:p>
-    <w:p>
-      <w:pPr>
-        <w:spacing w:after="200"/>
-      </w:pPr>
-      <w:r>
-        <w:rPr>
-          <w:rFonts w:ascii="Arial" w:hAnsi="Arial"/>
-          <w:color w:val="586069"/>
-          <w:sz w:val="17"/>
-        </w:rPr>
-        <w:t>Kaiserallee 8 | 76124 Karlsruhe</w:t>
-      </w:r>
-    </w:p>
-    <w:p>
-      <w:pPr>
-        <w:spacing w:after="160"/>
-      </w:pPr>
-      <w:r>
-        <w:t>Amtsgericht Karlsruhe - Nachlassgericht</w:t>
-      </w:r>
-    </w:p>
-    <w:p>
-      <w:pPr>
-        <w:spacing w:after="80"/>
-      </w:pPr>
-      <w:r>
-        <w:rPr>
-          <w:rFonts w:ascii="Arial" w:hAnsi="Arial"/>
-          <w:color w:val="586069"/>
-          <w:sz w:val="18"/>
-        </w:rPr>
-        <w:t>Datum: 13.07.2026  |  Zeichen: PSt 26/441</w:t>
-      </w:r>
-    </w:p>
-    <w:p>
-      <w:pPr>
-        <w:pStyle w:val="Title"/>
-      </w:pPr>
-      <w:r>
-        <w:t>Beglaubigte Personenstandsübersicht Fiona Seidel</w:t>
-      </w:r>
-    </w:p>
-    <w:p>
-      <w:pPr>
-        <w:jc w:val="both"/>
-      </w:pPr>
-      <w:r>
-        <w:t>Die Übersicht wurde aus den elektronischen Personenstandsregistern erstellt. Sie weist Abstammung, Eheschließung und Namensführung aus; Stiefverhältnisse werden nur als frühere Ehebeziehungen der Eltern sichtbar.</w:t>
-      </w:r>
-    </w:p>
+    <w:tbl>
+      <w:tblPr>
+        <w:tblStyle w:val="TableGrid"/>
+        <w:tblW w:type="auto" w:w="0"/>
+        <w:jc w:val="center"/>
+        <w:tblLayout w:type="autofit"/>
+        <w:tblLook w:firstColumn="1" w:firstRow="1" w:lastColumn="0" w:lastRow="0" w:noHBand="0" w:noVBand="1" w:val="04A0"/>
+      </w:tblPr>
+      <w:tblGrid>
+        <w:gridCol w:w="4872"/>
+        <w:gridCol w:w="4872"/>
+      </w:tblGrid>
+      <w:tr>
+        <w:trPr>
+          <w:tblHeader w:val="true"/>
+        </w:trPr>
+        <w:tc>
+          <w:tcPr>
+            <w:tcW w:type="dxa" w:w="4872"/>
+            <w:shd w:fill="17324D"/>
+            <w:vAlign w:val="center"/>
+            <w:tcMar>
+              <w:top w:w="90" w:type="dxa"/>
+              <w:start w:w="100" w:type="dxa"/>
+              <w:bottom w:w="90" w:type="dxa"/>
+              <w:end w:w="100" w:type="dxa"/>
+            </w:tcMar>
+          </w:tcPr>
+          <w:p>
+            <w:pPr>
+              <w:spacing w:after="30"/>
+            </w:pPr>
+            <w:r>
+              <w:rPr>
+                <w:rFonts w:ascii="Arial" w:hAnsi="Arial"/>
+                <w:b/>
+                <w:color w:val="FFFFFF"/>
+                <w:sz w:val="17"/>
+              </w:rPr>
+              <w:t>Behörde</w:t>
+            </w:r>
+          </w:p>
+        </w:tc>
+        <w:tc>
+          <w:tcPr>
+            <w:tcW w:type="dxa" w:w="4872"/>
+            <w:vAlign w:val="center"/>
+            <w:tcMar>
+              <w:top w:w="90" w:type="dxa"/>
+              <w:start w:w="100" w:type="dxa"/>
+              <w:bottom w:w="90" w:type="dxa"/>
+              <w:end w:w="100" w:type="dxa"/>
+            </w:tcMar>
+            <w:shd w:fill="17324D"/>
+          </w:tcPr>
+          <w:p>
+            <w:pPr>
+              <w:spacing w:after="30"/>
+            </w:pPr>
+            <w:r>
+              <w:rPr>
+                <w:rFonts w:ascii="Arial" w:hAnsi="Arial"/>
+                <w:b/>
+                <w:color w:val="FFFFFF"/>
+                <w:sz w:val="17"/>
+              </w:rPr>
+              <w:t>Stadt Karlsruhe – Standesamt</w:t>
+            </w:r>
+          </w:p>
+        </w:tc>
+      </w:tr>
+      <w:tr>
+        <w:tc>
+          <w:tcPr>
+            <w:tcW w:type="dxa" w:w="4872"/>
+            <w:shd w:fill="EAF1F5"/>
+            <w:vAlign w:val="center"/>
+            <w:tcMar>
+              <w:top w:w="90" w:type="dxa"/>
+              <w:start w:w="100" w:type="dxa"/>
+              <w:bottom w:w="90" w:type="dxa"/>
+              <w:end w:w="100" w:type="dxa"/>
+            </w:tcMar>
+          </w:tcPr>
+          <w:p>
+            <w:pPr>
+              <w:spacing w:after="30"/>
+            </w:pPr>
+            <w:r>
+              <w:rPr>
+                <w:rFonts w:ascii="Arial" w:hAnsi="Arial"/>
+                <w:b/>
+                <w:color w:val="17324D"/>
+                <w:sz w:val="17"/>
+              </w:rPr>
+              <w:t>Vorgang</w:t>
+            </w:r>
+          </w:p>
+        </w:tc>
+        <w:tc>
+          <w:tcPr>
+            <w:tcW w:type="dxa" w:w="4872"/>
+            <w:vAlign w:val="center"/>
+            <w:tcMar>
+              <w:top w:w="90" w:type="dxa"/>
+              <w:start w:w="100" w:type="dxa"/>
+              <w:bottom w:w="90" w:type="dxa"/>
+              <w:end w:w="100" w:type="dxa"/>
+            </w:tcMar>
+          </w:tcPr>
+          <w:p>
+            <w:pPr>
+              <w:spacing w:after="30"/>
+            </w:pPr>
+            <w:r>
+              <w:rPr>
+                <w:rFonts w:ascii="Arial" w:hAnsi="Arial"/>
+                <w:sz w:val="17"/>
+              </w:rPr>
+              <w:t>PSt 26/441</w:t>
+            </w:r>
+          </w:p>
+        </w:tc>
+      </w:tr>
+      <w:tr>
+        <w:tc>
+          <w:tcPr>
+            <w:tcW w:type="dxa" w:w="4872"/>
+            <w:shd w:fill="F2F4F5"/>
+            <w:vAlign w:val="center"/>
+            <w:tcMar>
+              <w:top w:w="90" w:type="dxa"/>
+              <w:start w:w="100" w:type="dxa"/>
+              <w:bottom w:w="90" w:type="dxa"/>
+              <w:end w:w="100" w:type="dxa"/>
+            </w:tcMar>
+          </w:tcPr>
+          <w:p>
+            <w:pPr>
+              <w:spacing w:after="30"/>
+            </w:pPr>
+            <w:r>
+              <w:rPr>
+                <w:rFonts w:ascii="Arial" w:hAnsi="Arial"/>
+                <w:b/>
+                <w:color w:val="17324D"/>
+                <w:sz w:val="17"/>
+              </w:rPr>
+              <w:t>Datum</w:t>
+            </w:r>
+          </w:p>
+        </w:tc>
+        <w:tc>
+          <w:tcPr>
+            <w:tcW w:type="dxa" w:w="4872"/>
+            <w:vAlign w:val="center"/>
+            <w:tcMar>
+              <w:top w:w="90" w:type="dxa"/>
+              <w:start w:w="100" w:type="dxa"/>
+              <w:bottom w:w="90" w:type="dxa"/>
+              <w:end w:w="100" w:type="dxa"/>
+            </w:tcMar>
+            <w:shd w:fill="F2F4F5"/>
+          </w:tcPr>
+          <w:p>
+            <w:pPr>
+              <w:spacing w:after="30"/>
+            </w:pPr>
+            <w:r>
+              <w:rPr>
+                <w:rFonts w:ascii="Arial" w:hAnsi="Arial"/>
+                <w:sz w:val="17"/>
+              </w:rPr>
+              <w:t>13.07.2026</w:t>
+            </w:r>
+          </w:p>
+        </w:tc>
+      </w:tr>
+      <w:tr>
+        <w:tc>
+          <w:tcPr>
+            <w:tcW w:type="dxa" w:w="4872"/>
+            <w:shd w:fill="EAF1F5"/>
+            <w:vAlign w:val="center"/>
+            <w:tcMar>
+              <w:top w:w="90" w:type="dxa"/>
+              <w:start w:w="100" w:type="dxa"/>
+              <w:bottom w:w="90" w:type="dxa"/>
+              <w:end w:w="100" w:type="dxa"/>
+            </w:tcMar>
+          </w:tcPr>
+          <w:p>
+            <w:pPr>
+              <w:spacing w:after="30"/>
+            </w:pPr>
+            <w:r>
+              <w:rPr>
+                <w:rFonts w:ascii="Arial" w:hAnsi="Arial"/>
+                <w:b/>
+                <w:color w:val="17324D"/>
+                <w:sz w:val="17"/>
+              </w:rPr>
+              <w:t>Empfänger</w:t>
+            </w:r>
+          </w:p>
+        </w:tc>
+        <w:tc>
+          <w:tcPr>
+            <w:tcW w:type="dxa" w:w="4872"/>
+            <w:vAlign w:val="center"/>
+            <w:tcMar>
+              <w:top w:w="90" w:type="dxa"/>
+              <w:start w:w="100" w:type="dxa"/>
+              <w:bottom w:w="90" w:type="dxa"/>
+              <w:end w:w="100" w:type="dxa"/>
+            </w:tcMar>
+          </w:tcPr>
+          <w:p>
+            <w:pPr>
+              <w:spacing w:after="30"/>
+            </w:pPr>
+            <w:r>
+              <w:rPr>
+                <w:rFonts w:ascii="Arial" w:hAnsi="Arial"/>
+                <w:sz w:val="17"/>
+              </w:rPr>
+              <w:t>Amtsgericht Karlsruhe – Nachlassgericht, 4 VI 312/26</w:t>
+            </w:r>
+          </w:p>
+        </w:tc>
+      </w:tr>
+    </w:tbl>
+    <w:p/>
     <w:p>
       <w:pPr>
         <w:pStyle w:val="Heading1"/>
       </w:pPr>
       <w:r>
-        <w:t>1. Geburt</w:t>
+        <w:t>1. Geburt und Abstammung</w:t>
       </w:r>
     </w:p>
     <w:p>
       <w:pPr>
-        <w:jc w:val="both"/>
+        <w:keepLines w:val="0"/>
       </w:pPr>
       <w:r>
-        <w:t>Fiona Vogt wurde am 9. November 1989 in Karlsruhe geboren. Als Mutter ist Dana Vogt, geborene Kranz, als Vater Clemens Vogt eingetragen. Eine spätere Änderung der Abstammung oder Adoption ist im Geburtenregister nicht vermerkt.</w:t>
+        <w:t>Fiona Radtke wurde am 12.09.1989 in Ettlingen geboren. Im Geburtenregister G 512/1989 sind Dana Radtke, geborene Schirmer, geboren am 05.05.1965, als Mutter und Clemens Radtke, geboren am 30.11.1961, als Vater eingetragen. Eine Adoption oder spätere Änderung der Abstammung ist nicht vermerkt.</w:t>
       </w:r>
     </w:p>
     <w:p>
@@ -105,10 +270,10 @@
     </w:p>
     <w:p>
       <w:pPr>
-        <w:jc w:val="both"/>
+        <w:keepLines w:val="0"/>
       </w:pPr>
       <w:r>
-        <w:t>Dana Vogt und Clemens Vogt heirateten am 5. Mai 1987 und wurden mit rechtskräftigem Beschluss vom 18. Februar 1998 geschieden. Dana heiratete Armin Seidel am 7. Juli 2005; diese Ehe wurde am 12. November 2013 rechtskräftig geschieden. Hierdurch entstand zeitweise ein Stiefverhältnis zwischen Armin und Fiona; eine Adoption erfolgte nicht.</w:t>
+        <w:t>Dana Schirmer und Clemens Radtke heirateten am 03.04.1987 und wurden am 11.02.2001 rechtskräftig geschieden. Dana Radtke und Armin Vogel heirateten am 20.09.2003; ihre Ehe wurde am 15.08.2012 rechtskräftig geschieden. Aus dieser Ehe entstand ein Stiefverhältnis zwischen Armin und Fiona, jedoch keine registerrechtliche Abstammung.</w:t>
       </w:r>
     </w:p>
     <w:p>
@@ -121,10 +286,10 @@
     </w:p>
     <w:p>
       <w:pPr>
-        <w:jc w:val="both"/>
+        <w:keepLines w:val="0"/>
       </w:pPr>
       <w:r>
-        <w:t>Fiona Vogt und Armin Seidel heirateten am 17. August 2021. Fiona führt seither den Namen Seidel. Ein Eheauflösungsverfahren war bis zum Tod Armins am 14. Mai 2026 nicht anhängig. Die Ehe wurde durch Tod aufgelöst.</w:t>
+        <w:t>Fiona Radtke und Armin Vogel heirateten am 05.11.2021 in Baden-Baden, Eheregister E 214/2021. Fiona führt seither den Namen Radtke-Vogel. Ein Scheidungsverfahren oder eine Auflösung vor dem Tod Armins am 14.05.2026 ist nicht vermerkt.</w:t>
       </w:r>
     </w:p>
     <w:p>
@@ -132,30 +297,436 @@
         <w:pStyle w:val="Heading1"/>
       </w:pPr>
       <w:r>
-        <w:t>4. Anlagen</w:t>
+        <w:t>4. Anlagen und Beglaubigung</w:t>
+      </w:r>
+    </w:p>
+    <w:tbl>
+      <w:tblPr>
+        <w:tblStyle w:val="TableGrid"/>
+        <w:tblW w:type="auto" w:w="0"/>
+        <w:jc w:val="center"/>
+        <w:tblLayout w:type="autofit"/>
+        <w:tblLook w:firstColumn="1" w:firstRow="1" w:lastColumn="0" w:lastRow="0" w:noHBand="0" w:noVBand="1" w:val="04A0"/>
+      </w:tblPr>
+      <w:tblGrid>
+        <w:gridCol w:w="3248"/>
+        <w:gridCol w:w="3248"/>
+        <w:gridCol w:w="3248"/>
+      </w:tblGrid>
+      <w:tr>
+        <w:trPr>
+          <w:tblHeader w:val="true"/>
+        </w:trPr>
+        <w:tc>
+          <w:tcPr>
+            <w:tcW w:type="dxa" w:w="3248"/>
+            <w:vAlign w:val="center"/>
+            <w:tcMar>
+              <w:top w:w="90" w:type="dxa"/>
+              <w:start w:w="100" w:type="dxa"/>
+              <w:bottom w:w="90" w:type="dxa"/>
+              <w:end w:w="100" w:type="dxa"/>
+            </w:tcMar>
+            <w:shd w:fill="17324D"/>
+          </w:tcPr>
+          <w:p>
+            <w:pPr>
+              <w:spacing w:after="30"/>
+            </w:pPr>
+            <w:r>
+              <w:rPr>
+                <w:rFonts w:ascii="Arial" w:hAnsi="Arial"/>
+                <w:b/>
+                <w:color w:val="FFFFFF"/>
+                <w:sz w:val="17"/>
+              </w:rPr>
+              <w:t>Anlage</w:t>
+            </w:r>
+          </w:p>
+        </w:tc>
+        <w:tc>
+          <w:tcPr>
+            <w:tcW w:type="dxa" w:w="3248"/>
+            <w:vAlign w:val="center"/>
+            <w:tcMar>
+              <w:top w:w="90" w:type="dxa"/>
+              <w:start w:w="100" w:type="dxa"/>
+              <w:bottom w:w="90" w:type="dxa"/>
+              <w:end w:w="100" w:type="dxa"/>
+            </w:tcMar>
+            <w:shd w:fill="17324D"/>
+          </w:tcPr>
+          <w:p>
+            <w:pPr>
+              <w:spacing w:after="30"/>
+            </w:pPr>
+            <w:r>
+              <w:rPr>
+                <w:rFonts w:ascii="Arial" w:hAnsi="Arial"/>
+                <w:b/>
+                <w:color w:val="FFFFFF"/>
+                <w:sz w:val="17"/>
+              </w:rPr>
+              <w:t>Register</w:t>
+            </w:r>
+          </w:p>
+        </w:tc>
+        <w:tc>
+          <w:tcPr>
+            <w:tcW w:type="dxa" w:w="3248"/>
+            <w:vAlign w:val="center"/>
+            <w:tcMar>
+              <w:top w:w="90" w:type="dxa"/>
+              <w:start w:w="100" w:type="dxa"/>
+              <w:bottom w:w="90" w:type="dxa"/>
+              <w:end w:w="100" w:type="dxa"/>
+            </w:tcMar>
+            <w:shd w:fill="17324D"/>
+          </w:tcPr>
+          <w:p>
+            <w:pPr>
+              <w:spacing w:after="30"/>
+            </w:pPr>
+            <w:r>
+              <w:rPr>
+                <w:rFonts w:ascii="Arial" w:hAnsi="Arial"/>
+                <w:b/>
+                <w:color w:val="FFFFFF"/>
+                <w:sz w:val="17"/>
+              </w:rPr>
+              <w:t>Umfang</w:t>
+            </w:r>
+          </w:p>
+        </w:tc>
+      </w:tr>
+      <w:tr>
+        <w:tc>
+          <w:tcPr>
+            <w:tcW w:type="dxa" w:w="3248"/>
+            <w:vAlign w:val="center"/>
+            <w:tcMar>
+              <w:top w:w="90" w:type="dxa"/>
+              <w:start w:w="100" w:type="dxa"/>
+              <w:bottom w:w="90" w:type="dxa"/>
+              <w:end w:w="100" w:type="dxa"/>
+            </w:tcMar>
+          </w:tcPr>
+          <w:p>
+            <w:pPr>
+              <w:spacing w:after="30"/>
+            </w:pPr>
+            <w:r>
+              <w:rPr>
+                <w:rFonts w:ascii="Arial" w:hAnsi="Arial"/>
+                <w:sz w:val="17"/>
+              </w:rPr>
+              <w:t>1</w:t>
+            </w:r>
+          </w:p>
+        </w:tc>
+        <w:tc>
+          <w:tcPr>
+            <w:tcW w:type="dxa" w:w="3248"/>
+            <w:vAlign w:val="center"/>
+            <w:tcMar>
+              <w:top w:w="90" w:type="dxa"/>
+              <w:start w:w="100" w:type="dxa"/>
+              <w:bottom w:w="90" w:type="dxa"/>
+              <w:end w:w="100" w:type="dxa"/>
+            </w:tcMar>
+          </w:tcPr>
+          <w:p>
+            <w:pPr>
+              <w:spacing w:after="30"/>
+            </w:pPr>
+            <w:r>
+              <w:rPr>
+                <w:rFonts w:ascii="Arial" w:hAnsi="Arial"/>
+                <w:sz w:val="17"/>
+              </w:rPr>
+              <w:t>Geburtsregister G 512/1989</w:t>
+            </w:r>
+          </w:p>
+        </w:tc>
+        <w:tc>
+          <w:tcPr>
+            <w:tcW w:type="dxa" w:w="3248"/>
+            <w:vAlign w:val="center"/>
+            <w:tcMar>
+              <w:top w:w="90" w:type="dxa"/>
+              <w:start w:w="100" w:type="dxa"/>
+              <w:bottom w:w="90" w:type="dxa"/>
+              <w:end w:w="100" w:type="dxa"/>
+            </w:tcMar>
+          </w:tcPr>
+          <w:p>
+            <w:pPr>
+              <w:spacing w:after="30"/>
+            </w:pPr>
+            <w:r>
+              <w:rPr>
+                <w:rFonts w:ascii="Arial" w:hAnsi="Arial"/>
+                <w:sz w:val="17"/>
+              </w:rPr>
+              <w:t>beglaubigter Ausdruck, 2 Seiten</w:t>
+            </w:r>
+          </w:p>
+        </w:tc>
+      </w:tr>
+      <w:tr>
+        <w:tc>
+          <w:tcPr>
+            <w:tcW w:type="dxa" w:w="3248"/>
+            <w:vAlign w:val="center"/>
+            <w:tcMar>
+              <w:top w:w="90" w:type="dxa"/>
+              <w:start w:w="100" w:type="dxa"/>
+              <w:bottom w:w="90" w:type="dxa"/>
+              <w:end w:w="100" w:type="dxa"/>
+            </w:tcMar>
+            <w:shd w:fill="F2F4F5"/>
+          </w:tcPr>
+          <w:p>
+            <w:pPr>
+              <w:spacing w:after="30"/>
+            </w:pPr>
+            <w:r>
+              <w:rPr>
+                <w:rFonts w:ascii="Arial" w:hAnsi="Arial"/>
+                <w:sz w:val="17"/>
+              </w:rPr>
+              <w:t>2</w:t>
+            </w:r>
+          </w:p>
+        </w:tc>
+        <w:tc>
+          <w:tcPr>
+            <w:tcW w:type="dxa" w:w="3248"/>
+            <w:vAlign w:val="center"/>
+            <w:tcMar>
+              <w:top w:w="90" w:type="dxa"/>
+              <w:start w:w="100" w:type="dxa"/>
+              <w:bottom w:w="90" w:type="dxa"/>
+              <w:end w:w="100" w:type="dxa"/>
+            </w:tcMar>
+            <w:shd w:fill="F2F4F5"/>
+          </w:tcPr>
+          <w:p>
+            <w:pPr>
+              <w:spacing w:after="30"/>
+            </w:pPr>
+            <w:r>
+              <w:rPr>
+                <w:rFonts w:ascii="Arial" w:hAnsi="Arial"/>
+                <w:sz w:val="17"/>
+              </w:rPr>
+              <w:t>Eheregister E 214/2021</w:t>
+            </w:r>
+          </w:p>
+        </w:tc>
+        <w:tc>
+          <w:tcPr>
+            <w:tcW w:type="dxa" w:w="3248"/>
+            <w:vAlign w:val="center"/>
+            <w:tcMar>
+              <w:top w:w="90" w:type="dxa"/>
+              <w:start w:w="100" w:type="dxa"/>
+              <w:bottom w:w="90" w:type="dxa"/>
+              <w:end w:w="100" w:type="dxa"/>
+            </w:tcMar>
+            <w:shd w:fill="F2F4F5"/>
+          </w:tcPr>
+          <w:p>
+            <w:pPr>
+              <w:spacing w:after="30"/>
+            </w:pPr>
+            <w:r>
+              <w:rPr>
+                <w:rFonts w:ascii="Arial" w:hAnsi="Arial"/>
+                <w:sz w:val="17"/>
+              </w:rPr>
+              <w:t>beglaubigter Ausdruck, 2 Seiten</w:t>
+            </w:r>
+          </w:p>
+        </w:tc>
+      </w:tr>
+      <w:tr>
+        <w:tc>
+          <w:tcPr>
+            <w:tcW w:type="dxa" w:w="3248"/>
+            <w:vAlign w:val="center"/>
+            <w:tcMar>
+              <w:top w:w="90" w:type="dxa"/>
+              <w:start w:w="100" w:type="dxa"/>
+              <w:bottom w:w="90" w:type="dxa"/>
+              <w:end w:w="100" w:type="dxa"/>
+            </w:tcMar>
+          </w:tcPr>
+          <w:p>
+            <w:pPr>
+              <w:spacing w:after="30"/>
+            </w:pPr>
+            <w:r>
+              <w:rPr>
+                <w:rFonts w:ascii="Arial" w:hAnsi="Arial"/>
+                <w:sz w:val="17"/>
+              </w:rPr>
+              <w:t>3</w:t>
+            </w:r>
+          </w:p>
+        </w:tc>
+        <w:tc>
+          <w:tcPr>
+            <w:tcW w:type="dxa" w:w="3248"/>
+            <w:vAlign w:val="center"/>
+            <w:tcMar>
+              <w:top w:w="90" w:type="dxa"/>
+              <w:start w:w="100" w:type="dxa"/>
+              <w:bottom w:w="90" w:type="dxa"/>
+              <w:end w:w="100" w:type="dxa"/>
+            </w:tcMar>
+          </w:tcPr>
+          <w:p>
+            <w:pPr>
+              <w:spacing w:after="30"/>
+            </w:pPr>
+            <w:r>
+              <w:rPr>
+                <w:rFonts w:ascii="Arial" w:hAnsi="Arial"/>
+                <w:sz w:val="17"/>
+              </w:rPr>
+              <w:t>Eheregister Dana/Clemens</w:t>
+            </w:r>
+          </w:p>
+        </w:tc>
+        <w:tc>
+          <w:tcPr>
+            <w:tcW w:type="dxa" w:w="3248"/>
+            <w:vAlign w:val="center"/>
+            <w:tcMar>
+              <w:top w:w="90" w:type="dxa"/>
+              <w:start w:w="100" w:type="dxa"/>
+              <w:bottom w:w="90" w:type="dxa"/>
+              <w:end w:w="100" w:type="dxa"/>
+            </w:tcMar>
+          </w:tcPr>
+          <w:p>
+            <w:pPr>
+              <w:spacing w:after="30"/>
+            </w:pPr>
+            <w:r>
+              <w:rPr>
+                <w:rFonts w:ascii="Arial" w:hAnsi="Arial"/>
+                <w:sz w:val="17"/>
+              </w:rPr>
+              <w:t>Auszug mit Scheidungsvermerk</w:t>
+            </w:r>
+          </w:p>
+        </w:tc>
+      </w:tr>
+      <w:tr>
+        <w:tc>
+          <w:tcPr>
+            <w:tcW w:type="dxa" w:w="3248"/>
+            <w:vAlign w:val="center"/>
+            <w:tcMar>
+              <w:top w:w="90" w:type="dxa"/>
+              <w:start w:w="100" w:type="dxa"/>
+              <w:bottom w:w="90" w:type="dxa"/>
+              <w:end w:w="100" w:type="dxa"/>
+            </w:tcMar>
+            <w:shd w:fill="F2F4F5"/>
+          </w:tcPr>
+          <w:p>
+            <w:pPr>
+              <w:spacing w:after="30"/>
+            </w:pPr>
+            <w:r>
+              <w:rPr>
+                <w:rFonts w:ascii="Arial" w:hAnsi="Arial"/>
+                <w:sz w:val="17"/>
+              </w:rPr>
+              <w:t>4</w:t>
+            </w:r>
+          </w:p>
+        </w:tc>
+        <w:tc>
+          <w:tcPr>
+            <w:tcW w:type="dxa" w:w="3248"/>
+            <w:vAlign w:val="center"/>
+            <w:tcMar>
+              <w:top w:w="90" w:type="dxa"/>
+              <w:start w:w="100" w:type="dxa"/>
+              <w:bottom w:w="90" w:type="dxa"/>
+              <w:end w:w="100" w:type="dxa"/>
+            </w:tcMar>
+            <w:shd w:fill="F2F4F5"/>
+          </w:tcPr>
+          <w:p>
+            <w:pPr>
+              <w:spacing w:after="30"/>
+            </w:pPr>
+            <w:r>
+              <w:rPr>
+                <w:rFonts w:ascii="Arial" w:hAnsi="Arial"/>
+                <w:sz w:val="17"/>
+              </w:rPr>
+              <w:t>Eheregister Dana/Armin</w:t>
+            </w:r>
+          </w:p>
+        </w:tc>
+        <w:tc>
+          <w:tcPr>
+            <w:tcW w:type="dxa" w:w="3248"/>
+            <w:vAlign w:val="center"/>
+            <w:tcMar>
+              <w:top w:w="90" w:type="dxa"/>
+              <w:start w:w="100" w:type="dxa"/>
+              <w:bottom w:w="90" w:type="dxa"/>
+              <w:end w:w="100" w:type="dxa"/>
+            </w:tcMar>
+            <w:shd w:fill="F2F4F5"/>
+          </w:tcPr>
+          <w:p>
+            <w:pPr>
+              <w:spacing w:after="30"/>
+            </w:pPr>
+            <w:r>
+              <w:rPr>
+                <w:rFonts w:ascii="Arial" w:hAnsi="Arial"/>
+                <w:sz w:val="17"/>
+              </w:rPr>
+              <w:t>Auszug mit Scheidungsvermerk</w:t>
+            </w:r>
+          </w:p>
+        </w:tc>
+      </w:tr>
+    </w:tbl>
+    <w:p>
+      <w:pPr>
+        <w:pStyle w:val="Heading1"/>
+      </w:pPr>
+      <w:r>
+        <w:t>5. Ausfertigungsvermerk</w:t>
       </w:r>
     </w:p>
     <w:p>
       <w:pPr>
-        <w:jc w:val="both"/>
+        <w:keepLines w:val="0"/>
       </w:pPr>
       <w:r>
-        <w:t>Beigefügt sind beglaubigte Abschriften aus dem Geburtenregister Fiona, dem Eheregister Fiona/Armin sowie Rechtskraftvermerke zu den Ehen Dana/Clemens und Dana/Armin. Die Unterlagen enthalten keine erbrechtliche Bewertung.</w:t>
-      </w:r>
-    </w:p>
-    <w:p>
-      <w:pPr>
-        <w:jc w:val="both"/>
-      </w:pPr>
-      <w:r>
-        <w:t>Standesbeamtin Charlotte Meier Dienstsiegel</w:t>
+        <w:t>Ausgestellt durch Standesamtsrätin Judith Wunderlich. Die Übersicht enthält keine erbrechtliche Bewertung. Dienstsiegel angebracht.</w:t>
+        <w:br/>
+        <w:t>Karlsruhe, 13.07.2026</w:t>
+        <w:br/>
+        <w:t>gez. Wunderlich</w:t>
       </w:r>
     </w:p>
     <w:sectPr>
       <w:headerReference w:type="default" r:id="rId9"/>
       <w:footerReference w:type="default" r:id="rId10"/>
-      <w:pgSz w:w="11906" w:h="16838"/>
-      <w:pgMar w:top="1020" w:right="1134" w:bottom="1020" w:left="1417" w:header="454" w:footer="454" w:gutter="0"/>
+      <w:pgSz w:w="12240" w:h="15840"/>
+      <w:pgMar w:top="1162" w:right="1219" w:bottom="1162" w:left="1276" w:header="397" w:footer="397" w:gutter="0"/>
       <w:cols w:space="720"/>
       <w:docGrid w:linePitch="360"/>
     </w:sectPr>
@@ -167,23 +738,34 @@
 <w:ftr xmlns:m="http://schemas.openxmlformats.org/officeDocument/2006/math" xmlns:mc="http://schemas.openxmlformats.org/markup-compatibility/2006" xmlns:mo="http://schemas.microsoft.com/office/mac/office/2008/main" xmlns:mv="urn:schemas-microsoft-com:mac:vml" xmlns:o="urn:schemas-microsoft-com:office:office" xmlns:r="http://schemas.openxmlformats.org/officeDocument/2006/relationships" xmlns:v="urn:schemas-microsoft-com:vml" xmlns:w10="urn:schemas-microsoft-com:office:word" xmlns:w14="http://schemas.microsoft.com/office/word/2010/wordml" xmlns:w="http://schemas.openxmlformats.org/wordprocessingml/2006/main" xmlns:wne="http://schemas.microsoft.com/office/word/2006/wordml" xmlns:wp14="http://schemas.microsoft.com/office/word/2010/wordprocessingDrawing" xmlns:wp="http://schemas.openxmlformats.org/drawingml/2006/wordprocessingDrawing" xmlns:wpc="http://schemas.microsoft.com/office/word/2010/wordprocessingCanvas" xmlns:wpg="http://schemas.microsoft.com/office/word/2010/wordprocessingGroup" xmlns:wpi="http://schemas.microsoft.com/office/word/2010/wordprocessingInk" xmlns:wps="http://schemas.microsoft.com/office/word/2010/wordprocessingShape" mc:Ignorable="w14 wp14">
   <w:p>
     <w:pPr>
-      <w:pStyle w:val="Footer"/>
-      <w:spacing w:before="0"/>
-      <w:jc w:val="right"/>
+      <w:spacing w:before="60"/>
+      <w:jc w:val="center"/>
     </w:pPr>
     <w:r>
       <w:rPr>
         <w:rFonts w:ascii="Arial" w:hAnsi="Arial"/>
-        <w:color w:val="586069"/>
-        <w:sz w:val="16"/>
+        <w:color w:val="6B7378"/>
+        <w:sz w:val="12"/>
+      </w:rPr>
+      <w:t>Kaiserallee 8 | 76133 Karlsruhe | Telefon 0721 133-0 | PSt 26/441</w:t>
+    </w:r>
+  </w:p>
+  <w:p>
+    <w:pPr>
+      <w:spacing w:after="0"/>
+      <w:jc w:val="center"/>
+    </w:pPr>
+    <w:r>
+      <w:rPr>
+        <w:color w:val="6B7378"/>
+        <w:sz w:val="14"/>
       </w:rPr>
       <w:t xml:space="preserve">Seite </w:t>
     </w:r>
     <w:r>
       <w:rPr>
-        <w:rFonts w:ascii="Arial" w:hAnsi="Arial"/>
-        <w:color w:val="586069"/>
-        <w:sz w:val="16"/>
+        <w:color w:val="6B7378"/>
+        <w:sz w:val="14"/>
       </w:rPr>
       <w:fldChar w:fldCharType="begin"/>
       <w:instrText xml:space="preserve"> PAGE </w:instrText>
@@ -197,19 +779,87 @@
 <w:hdr xmlns:m="http://schemas.openxmlformats.org/officeDocument/2006/math" xmlns:mc="http://schemas.openxmlformats.org/markup-compatibility/2006" xmlns:mo="http://schemas.microsoft.com/office/mac/office/2008/main" xmlns:mv="urn:schemas-microsoft-com:mac:vml" xmlns:o="urn:schemas-microsoft-com:office:office" xmlns:r="http://schemas.openxmlformats.org/officeDocument/2006/relationships" xmlns:v="urn:schemas-microsoft-com:vml" xmlns:w10="urn:schemas-microsoft-com:office:word" xmlns:w14="http://schemas.microsoft.com/office/word/2010/wordml" xmlns:w="http://schemas.openxmlformats.org/wordprocessingml/2006/main" xmlns:wne="http://schemas.microsoft.com/office/word/2006/wordml" xmlns:wp14="http://schemas.microsoft.com/office/word/2010/wordprocessingDrawing" xmlns:wp="http://schemas.openxmlformats.org/drawingml/2006/wordprocessingDrawing" xmlns:wpc="http://schemas.microsoft.com/office/word/2010/wordprocessingCanvas" xmlns:wpg="http://schemas.microsoft.com/office/word/2010/wordprocessingGroup" xmlns:wpi="http://schemas.microsoft.com/office/word/2010/wordprocessingInk" xmlns:wps="http://schemas.microsoft.com/office/word/2010/wordprocessingShape" mc:Ignorable="w14 wp14">
   <w:p>
     <w:pPr>
-      <w:pStyle w:val="Header"/>
-      <w:spacing w:after="0"/>
-      <w:jc w:val="right"/>
-    </w:pPr>
-    <w:r>
-      <w:rPr>
-        <w:rFonts w:ascii="Arial" w:hAnsi="Arial"/>
-        <w:color w:val="586069"/>
-        <w:sz w:val="16"/>
-      </w:rPr>
-      <w:t>Stadt Karlsruhe - Standesamt  |  PSt 26/441</w:t>
-    </w:r>
+      <w:pBdr>
+        <w:bottom w:val="single" w:sz="10" w:space="4" w:color="2F6684"/>
+      </w:pBdr>
+    </w:pPr>
   </w:p>
+  <w:tbl>
+    <w:tblPr>
+      <w:tblW w:type="auto" w:w="0"/>
+      <w:jc w:val="center"/>
+      <w:tblLook w:firstColumn="1" w:firstRow="1" w:lastColumn="0" w:lastRow="0" w:noHBand="0" w:noVBand="1" w:val="04A0"/>
+    </w:tblPr>
+    <w:tblGrid>
+      <w:gridCol w:w="6066"/>
+      <w:gridCol w:w="3345"/>
+    </w:tblGrid>
+    <w:tr>
+      <w:tc>
+        <w:tcPr>
+          <w:tcW w:type="dxa" w:w="4706"/>
+        </w:tcPr>
+        <w:p>
+          <w:pPr>
+            <w:spacing w:after="20"/>
+          </w:pPr>
+          <w:r>
+            <w:rPr>
+              <w:rFonts w:ascii="Arial" w:hAnsi="Arial"/>
+              <w:b/>
+              <w:color w:val="17324D"/>
+              <w:sz w:val="21"/>
+            </w:rPr>
+            <w:t>Stadt Karlsruhe – Standesamt</w:t>
+          </w:r>
+        </w:p>
+        <w:p>
+          <w:pPr>
+            <w:spacing w:after="0"/>
+          </w:pPr>
+          <w:r>
+            <w:rPr>
+              <w:color w:val="6B7378"/>
+              <w:sz w:val="15"/>
+            </w:rPr>
+            <w:t>Kaiserallee 8 | 76133 Karlsruhe | Telefon 0721 133-0 | PSt 26/441</w:t>
+          </w:r>
+        </w:p>
+      </w:tc>
+      <w:tc>
+        <w:tcPr>
+          <w:tcW w:type="dxa" w:w="4706"/>
+        </w:tcPr>
+        <w:p>
+          <w:pPr>
+            <w:spacing w:after="20"/>
+            <w:jc w:val="right"/>
+          </w:pPr>
+          <w:r>
+            <w:rPr>
+              <w:b/>
+              <w:color w:val="17324D"/>
+              <w:sz w:val="18"/>
+            </w:rPr>
+            <w:t>Nachlässe Vogel und Radtke</w:t>
+          </w:r>
+        </w:p>
+        <w:p>
+          <w:pPr>
+            <w:spacing w:after="0"/>
+            <w:jc w:val="right"/>
+          </w:pPr>
+          <w:r>
+            <w:rPr>
+              <w:color w:val="6B7378"/>
+              <w:sz w:val="15"/>
+            </w:rPr>
+            <w:t>Aktenzeichen HB-226/26</w:t>
+          </w:r>
+        </w:p>
+      </w:tc>
+    </w:tr>
+  </w:tbl>
 </w:hdr>
 </file>
 
@@ -577,11 +1227,10 @@
     <w:qFormat/>
     <w:rsid w:val="00FC693F"/>
     <w:pPr>
-      <w:widowControl/>
-      <w:spacing w:before="0" w:after="120" w:line="276" w:lineRule="auto"/>
+      <w:spacing w:after="100" w:line="269" w:lineRule="auto"/>
     </w:pPr>
     <w:rPr>
-      <w:rFonts w:ascii="Arial" w:hAnsi="Arial"/>
+      <w:rFonts w:ascii="Arial" w:hAnsi="Arial" w:eastAsia="Arial"/>
       <w:sz w:val="21"/>
     </w:rPr>
   </w:style>
@@ -640,15 +1289,15 @@
     <w:pPr>
       <w:keepNext/>
       <w:keepLines/>
-      <w:spacing w:before="240" w:after="120"/>
+      <w:spacing w:before="240" w:after="100"/>
       <w:outlineLvl w:val="0"/>
     </w:pPr>
     <w:rPr>
-      <w:rFonts w:asciiTheme="majorHAnsi" w:eastAsiaTheme="majorEastAsia" w:hAnsiTheme="majorHAnsi" w:cstheme="majorBidi" w:ascii="Arial" w:hAnsi="Arial"/>
+      <w:rFonts w:asciiTheme="majorHAnsi" w:eastAsiaTheme="majorEastAsia" w:hAnsiTheme="majorHAnsi" w:cstheme="majorBidi" w:ascii="Arial" w:hAnsi="Arial" w:eastAsia="Arial"/>
       <w:b/>
       <w:bCs/>
-      <w:color w:val="17365D"/>
-      <w:sz w:val="25"/>
+      <w:color w:val="17324D"/>
+      <w:sz w:val="26"/>
       <w:szCs w:val="28"/>
     </w:rPr>
   </w:style>
@@ -664,14 +1313,14 @@
     <w:pPr>
       <w:keepNext/>
       <w:keepLines/>
-      <w:spacing w:before="200" w:after="100"/>
+      <w:spacing w:before="180" w:after="80"/>
       <w:outlineLvl w:val="1"/>
     </w:pPr>
     <w:rPr>
-      <w:rFonts w:asciiTheme="majorHAnsi" w:eastAsiaTheme="majorEastAsia" w:hAnsiTheme="majorHAnsi" w:cstheme="majorBidi" w:ascii="Arial" w:hAnsi="Arial"/>
+      <w:rFonts w:asciiTheme="majorHAnsi" w:eastAsiaTheme="majorEastAsia" w:hAnsiTheme="majorHAnsi" w:cstheme="majorBidi" w:ascii="Arial" w:hAnsi="Arial" w:eastAsia="Arial"/>
       <w:b/>
       <w:bCs/>
-      <w:color w:val="17365D"/>
+      <w:color w:val="2F6684"/>
       <w:sz w:val="23"/>
       <w:szCs w:val="26"/>
     </w:rPr>
@@ -688,14 +1337,14 @@
     <w:pPr>
       <w:keepNext/>
       <w:keepLines/>
-      <w:spacing w:before="160" w:after="80"/>
+      <w:spacing w:before="140" w:after="60"/>
       <w:outlineLvl w:val="2"/>
     </w:pPr>
     <w:rPr>
-      <w:rFonts w:asciiTheme="majorHAnsi" w:eastAsiaTheme="majorEastAsia" w:hAnsiTheme="majorHAnsi" w:cstheme="majorBidi" w:ascii="Arial" w:hAnsi="Arial"/>
+      <w:rFonts w:asciiTheme="majorHAnsi" w:eastAsiaTheme="majorEastAsia" w:hAnsiTheme="majorHAnsi" w:cstheme="majorBidi" w:ascii="Arial" w:hAnsi="Arial" w:eastAsia="Arial"/>
       <w:b/>
       <w:bCs/>
-      <w:color w:val="17365D"/>
+      <w:color w:val="17324D"/>
       <w:sz w:val="21"/>
     </w:rPr>
   </w:style>
@@ -927,19 +1576,20 @@
     <w:qFormat/>
     <w:rsid w:val="00FC693F"/>
     <w:pPr>
+      <w:keepNext/>
       <w:pBdr>
         <w:bottom w:val="single" w:sz="8" w:space="4" w:color="4F81BD" w:themeColor="accent1"/>
       </w:pBdr>
-      <w:spacing w:after="200" w:line="240" w:lineRule="auto" w:before="160"/>
+      <w:spacing w:after="200" w:line="240" w:lineRule="auto" w:before="0"/>
       <w:contextualSpacing/>
     </w:pPr>
     <w:rPr>
-      <w:rFonts w:asciiTheme="majorHAnsi" w:eastAsiaTheme="majorEastAsia" w:hAnsiTheme="majorHAnsi" w:cstheme="majorBidi" w:ascii="Arial" w:hAnsi="Arial"/>
+      <w:rFonts w:asciiTheme="majorHAnsi" w:eastAsiaTheme="majorEastAsia" w:hAnsiTheme="majorHAnsi" w:cstheme="majorBidi" w:ascii="Arial" w:hAnsi="Arial" w:eastAsia="Arial"/>
       <w:b/>
-      <w:color w:val="17365D"/>
+      <w:color w:val="17324D"/>
       <w:spacing w:val="5"/>
       <w:kern w:val="28"/>
-      <w:sz w:val="30"/>
+      <w:sz w:val="34"/>
       <w:szCs w:val="52"/>
     </w:rPr>
   </w:style>

--- a/testakten/erbrecht-patchwork-stiefgrossvater-erbfolge-karlsruhe/17_personenstandsunterlagen_fiona.docx
+++ b/testakten/erbrecht-patchwork-stiefgrossvater-erbfolge-karlsruhe/17_personenstandsunterlagen_fiona.docx
@@ -725,7 +725,7 @@
     <w:sectPr>
       <w:headerReference w:type="default" r:id="rId9"/>
       <w:footerReference w:type="default" r:id="rId10"/>
-      <w:pgSz w:w="12240" w:h="15840"/>
+      <w:pgSz w:w="11906" w:h="16838"/>
       <w:pgMar w:top="1162" w:right="1219" w:bottom="1162" w:left="1276" w:header="397" w:footer="397" w:gutter="0"/>
       <w:cols w:space="720"/>
       <w:docGrid w:linePitch="360"/>
